--- a/outputs/docx/02_afs_cost_structure.docx
+++ b/outputs/docx/02_afs_cost_structure.docx
@@ -76,7 +76,7 @@
         <w:pStyle w:val="BodyText"/>
       </w:pPr>
       <w:r>
-        <w:t xml:space="preserve">The addressable accounting cost base, defined as operating expense plus acquisition cost excluding the bank fee plus shareholder investment cost, is R3 119m to R4 161m, base R3 710m. Applying the precedent range of 6 to 13 percent gives a run-rate hypothesis of R187m to R541m before claims leakage, reinsurance and capital. The total hypothesis across all levers is R252m to R754m, base R468m, at a cost to achieve of R126m to R1 356m. This is a hypothesis range built from public data and peer evidence. It is not a target.</w:t>
+        <w:t xml:space="preserve">The addressable accounting cost base, defined as operating expense plus acquisition cost excluding the bank fee plus shareholder investment cost, is R3 524m to R4 566m, base R4 115m. Applying the precedent range of 6 to 13 percent gives a run-rate hypothesis of R211m to R594m before claims leakage, reinsurance and capital. The total hypothesis across all levers is R276m to R806m, base R505m, at a cost to achieve of R138m to R1 451m. This is a hypothesis range built from public data and peer evidence. It is not a target.</w:t>
       </w:r>
     </w:p>
     <w:bookmarkEnd w:id="20"/>
@@ -12624,7 +12624,7 @@
         <w:pStyle w:val="BodyText"/>
       </w:pPr>
       <w:r>
-        <w:t xml:space="preserve">The addressable accounting base is pool 3 plus pool 2 excluding the bank fee plus pool 4: R3 119m low, R3 710m base, R4 161m high. Section H applies the precedent savings range of 6 to 13 percent, the claims leakage band of 1 to 3 percent of net claims, a 5 to 15 percent saving on net reinsurance cost, and the trapped capital and licence lines. The total hypothesis on accounting lines is R252m to R754m, base R468m, which is roughly a third of Insurance SA profit before tax of R1 448m in the base case. Cost to achieve at precedent multiples is R126m to R1 356m. Every input is on the Normalisation tab with its rationale and can be changed.</w:t>
+        <w:t xml:space="preserve">The addressable accounting base is pool 3 plus pool 2 excluding the bank fee plus pool 4: R3 524m low, R4 115m base, R4 566m high. Section H applies the precedent savings range of 6 to 13 percent, the claims leakage band of 1 to 3 percent of net claims, a 5 to 15 percent saving on net reinsurance cost, and the trapped capital and licence lines. The total hypothesis on accounting lines is R276m to R806m, base R505m, which is roughly a third of Insurance SA profit before tax of R1 448m in the base case. Cost to achieve at precedent multiples is R138m to R1 451m. Every input is on the Normalisation tab with its rationale and can be changed.</w:t>
       </w:r>
     </w:p>
     <w:bookmarkEnd w:id="38"/>
